--- a/DrainSense_2_Page_Requested_Format (1).docx
+++ b/DrainSense_2_Page_Requested_Format (1).docx
@@ -529,7 +529,7 @@
           <w:color w:val="000000"/>
           <w:sz w:val="18"/>
         </w:rPr>
-        <w:t>Relies entirely on verified, open-access public data streams (Open-Meteo, NASA GPM IMERG, India-WRIS river gauges, Copernicus DEM, OpenStreetMap), eliminating dependencies on expensive or non-existent proprietary telemetry hardware.</w:t>
+        <w:t>Verified on real empirical data for Vijayawada (810 cells) and Chennai (1,485 cells) using 30m Copernicus DEM elevations, true finite-difference gradient slopes, and Open-Meteo ERA5 hourly precipitation series (August 2024 Budameru and December 2023 Michaung deluges), eliminating synthetic proxies.</w:t>
       </w:r>
     </w:p>
     <w:p>
